--- a/zht/docx/013.content.docx
+++ b/zht/docx/013.content.docx
@@ -150,26 +150,6 @@
           <w:lang w:val="zh_TW" w:bidi="zh_TW"/>
         </w:rPr>
         <w:t>da</w:t>
-      </w:r>
-      <w:r>
-        <w:rPr>
-          <w:lang w:val="zh_TW" w:bidi="zh_TW"/>
-        </w:rPr>
-      </w:r>
-    </w:p>
-    <w:p>
-      <w:pPr/>
-      <w:r>
-        <w:rPr>
-          <w:lang w:val="zh_TW" w:bidi="zh_TW"/>
-        </w:rPr>
-      </w:r>
-      <w:r>
-        <w:rPr>
-          <w:i/>
-          <w:lang w:val="zh_TW" w:bidi="zh_TW"/>
-        </w:rPr>
-        <w:t>大衛面對敵意領袖的回應, 大自然之美</w:t>
       </w:r>
       <w:r>
         <w:rPr>

--- a/zht/docx/013.content.docx
+++ b/zht/docx/013.content.docx
@@ -19,7 +19,7 @@
         <w:rPr>
           <w:lang w:val="zh_TW" w:bidi="zh_TW"/>
         </w:rPr>
-        <w:t>Resource: Study Notes - Themes (Tyndale)</w:t>
+        <w:t>Resource: Tyndale Open Study Notes</w:t>
       </w:r>
       <w:r>
         <w:rPr>
@@ -112,7 +112,7 @@
         <w:rPr>
           <w:lang w:val="zh_TW" w:bidi="zh_TW"/>
         </w:rPr>
-        <w:t>Study Notes - Themes (Tyndale)</w:t>
+        <w:t>Tyndale Open Study Notes</w:t>
       </w:r>
     </w:p>
     <w:p>

--- a/zht/docx/013.content.docx
+++ b/zht/docx/013.content.docx
@@ -149,7 +149,7 @@
         <w:rPr>
           <w:lang w:val="zh_TW" w:bidi="zh_TW"/>
         </w:rPr>
-        <w:t>da</w:t>
+        <w:t>dao</w:t>
       </w:r>
       <w:r>
         <w:rPr>
@@ -212,7 +212,7 @@
         <w:rPr>
           <w:lang w:val="zh_TW" w:bidi="zh_TW"/>
         </w:rPr>
-        <w:t>大衛面對敵意領袖的回應</w:t>
+        <w:t>道</w:t>
       </w:r>
       <w:r>
         <w:rPr>
@@ -231,7 +231,14 @@
         <w:rPr>
           <w:lang w:val="zh_TW" w:bidi="zh_TW"/>
         </w:rPr>
-        <w:t>當大衛漸漸成功時，掃羅王便成了他的敵人。因為掃羅王不忠，神棄絕了他，聖靈的膏抹則臨到大衛身上（</w:t>
+        <w:t>使徒約翰在其福音書中以一個非凡的描述開始，稱耶穌基督為「道」（the Word）（希臘文</w:t>
+      </w:r>
+      <w:r>
+        <w:rPr>
+          <w:i/>
+          <w:lang w:val="zh_TW" w:bidi="zh_TW"/>
+        </w:rPr>
+        <w:t>logos，</w:t>
       </w:r>
       <w:hyperlink r:id="rId13">
         <w:r>
@@ -242,14 +249,28 @@
             <w:color w:val="0000EE"/>
             <w:u w:val="single"/>
           </w:rPr>
-          <w:t>撒上15:1–16:14</w:t>
+          <w:t>約1:1</w:t>
         </w:r>
       </w:hyperlink>
       <w:r>
         <w:rPr>
           <w:lang w:val="zh_TW" w:bidi="zh_TW"/>
         </w:rPr>
-        <w:t>）。當掃羅心裡煩亂時，大衛彈琴安撫他（</w:t>
+        <w:t>）。在第一世紀，希臘和猶太聽眾都能理解這個稱號的深層含義。</w:t>
+      </w:r>
+    </w:p>
+    <w:p>
+      <w:pPr/>
+      <w:r>
+        <w:rPr>
+          <w:lang w:val="zh_TW" w:bidi="zh_TW"/>
+        </w:rPr>
+      </w:r>
+      <w:r>
+        <w:rPr>
+          <w:lang w:val="zh_TW" w:bidi="zh_TW"/>
+        </w:rPr>
+        <w:t>希臘人會想到這是維持宇宙的基本力量。猶太人會記得這指的是神透過說話創造世界（</w:t>
       </w:r>
       <w:hyperlink r:id="rId14">
         <w:r>
@@ -260,14 +281,14 @@
             <w:color w:val="0000EE"/>
             <w:u w:val="single"/>
           </w:rPr>
-          <w:t>16:15–23</w:t>
+          <w:t>創1:3–28</w:t>
         </w:r>
       </w:hyperlink>
       <w:r>
         <w:rPr>
           <w:lang w:val="zh_TW" w:bidi="zh_TW"/>
         </w:rPr>
-        <w:t>）；當以色列面臨哥利亞的威脅時，大衛勇敢迎戰，顯出他是有能力且成功的年輕戰士（</w:t>
+        <w:t>；</w:t>
       </w:r>
       <w:hyperlink r:id="rId15">
         <w:r>
@@ -278,111 +299,7 @@
             <w:color w:val="0000EE"/>
             <w:u w:val="single"/>
           </w:rPr>
-          <w:t>撒上17章</w:t>
-        </w:r>
-      </w:hyperlink>
-      <w:r>
-        <w:rPr>
-          <w:lang w:val="zh_TW" w:bidi="zh_TW"/>
-        </w:rPr>
-        <w:t>）。人們開始注意大衛、稱讚他的戰功，掃羅便感到恐懼與妒忌（</w:t>
-      </w:r>
-      <w:hyperlink r:id="rId16">
-        <w:r>
-          <w:rPr>
-            <w:lang w:val="zh_TW" w:bidi="zh_TW"/>
-          </w:rPr>
-          <w:rPr>
-            <w:color w:val="0000EE"/>
-            <w:u w:val="single"/>
-          </w:rPr>
-          <w:t>18:6–9</w:t>
-        </w:r>
-      </w:hyperlink>
-      <w:r>
-        <w:rPr>
-          <w:lang w:val="zh_TW" w:bidi="zh_TW"/>
-        </w:rPr>
-        <w:t>），這份妒忌不久就變成忿怒、狂怒，最後是殺意。</w:t>
-      </w:r>
-    </w:p>
-    <w:p>
-      <w:pPr/>
-      <w:r>
-        <w:rPr>
-          <w:lang w:val="zh_TW" w:bidi="zh_TW"/>
-        </w:rPr>
-      </w:r>
-      <w:r>
-        <w:rPr>
-          <w:lang w:val="zh_TW" w:bidi="zh_TW"/>
-        </w:rPr>
-        <w:t>掃羅曾兩次想用槍刺死大衛（</w:t>
-      </w:r>
-      <w:hyperlink r:id="rId17">
-        <w:r>
-          <w:rPr>
-            <w:lang w:val="zh_TW" w:bidi="zh_TW"/>
-          </w:rPr>
-          <w:rPr>
-            <w:color w:val="0000EE"/>
-            <w:u w:val="single"/>
-          </w:rPr>
-          <w:t>撒上18:10–11</w:t>
-        </w:r>
-      </w:hyperlink>
-      <w:r>
-        <w:rPr>
-          <w:lang w:val="zh_TW" w:bidi="zh_TW"/>
-        </w:rPr>
-        <w:t>），但大衛仍然繼續為他效力。他帶領掃羅的軍隊（</w:t>
-      </w:r>
-      <w:hyperlink r:id="rId18">
-        <w:r>
-          <w:rPr>
-            <w:lang w:val="zh_TW" w:bidi="zh_TW"/>
-          </w:rPr>
-          <w:rPr>
-            <w:color w:val="0000EE"/>
-            <w:u w:val="single"/>
-          </w:rPr>
-          <w:t>18:13</w:t>
-        </w:r>
-      </w:hyperlink>
-      <w:r>
-        <w:rPr>
-          <w:lang w:val="zh_TW" w:bidi="zh_TW"/>
-        </w:rPr>
-        <w:t>），又娶了掃羅的女兒為妻（</w:t>
-      </w:r>
-      <w:hyperlink r:id="rId19">
-        <w:r>
-          <w:rPr>
-            <w:lang w:val="zh_TW" w:bidi="zh_TW"/>
-          </w:rPr>
-          <w:rPr>
-            <w:color w:val="0000EE"/>
-            <w:u w:val="single"/>
-          </w:rPr>
-          <w:t>18:17–27</w:t>
-        </w:r>
-      </w:hyperlink>
-      <w:r>
-        <w:rPr>
-          <w:lang w:val="zh_TW" w:bidi="zh_TW"/>
-        </w:rPr>
-        <w:t>）。他在掃羅的皇宮裡彈奏豎琴（</w:t>
-      </w:r>
-      <w:hyperlink r:id="rId20">
-        <w:r>
-          <w:rPr>
-            <w:lang w:val="zh_TW" w:bidi="zh_TW"/>
-          </w:rPr>
-          <w:rPr>
-            <w:color w:val="0000EE"/>
-            <w:u w:val="single"/>
-          </w:rPr>
-          <w:t>19:7</w:t>
+          <w:t>詩33:6</w:t>
         </w:r>
       </w:hyperlink>
       <w:r>
@@ -391,7 +308,7 @@
         </w:rPr>
         <w:t>、</w:t>
       </w:r>
-      <w:hyperlink r:id="rId21">
+      <w:hyperlink r:id="rId16">
         <w:r>
           <w:rPr>
             <w:lang w:val="zh_TW" w:bidi="zh_TW"/>
@@ -407,7 +324,206 @@
         <w:rPr>
           <w:lang w:val="zh_TW" w:bidi="zh_TW"/>
         </w:rPr>
-        <w:t>）。大衛凡事順利，更加深了掃羅的恐懼與疑忌，甚至再次想殺他（</w:t>
+        <w:t>）。在耶穌的時代，神的「道」已具有創造性的位格特質。猶太人將神的「道」視為談論神「智慧」的另一種方式。透過「智慧」，神進入宇宙，創造世界（</w:t>
+      </w:r>
+      <w:hyperlink r:id="rId17">
+        <w:r>
+          <w:rPr>
+            <w:lang w:val="zh_TW" w:bidi="zh_TW"/>
+          </w:rPr>
+          <w:rPr>
+            <w:color w:val="0000EE"/>
+            <w:u w:val="single"/>
+          </w:rPr>
+          <w:t>箴8:22–31</w:t>
+        </w:r>
+      </w:hyperlink>
+      <w:r>
+        <w:rPr>
+          <w:lang w:val="zh_TW" w:bidi="zh_TW"/>
+        </w:rPr>
+        <w:t>）。</w:t>
+      </w:r>
+    </w:p>
+    <w:p>
+      <w:pPr/>
+      <w:r>
+        <w:rPr>
+          <w:lang w:val="zh_TW" w:bidi="zh_TW"/>
+        </w:rPr>
+      </w:r>
+      <w:r>
+        <w:rPr>
+          <w:lang w:val="zh_TW" w:bidi="zh_TW"/>
+        </w:rPr>
+        <w:t>約翰解釋說，耶穌與神具有相同的本質或屬性。這位聖子在時間開始之前就已存在，並創造了一切。約翰將耶穌是神的真理與古代猶太人的智慧觀念聯繫起來。這種神聖的智慧，在時間之前與神同在，如今在耶穌基督裡彰顯出來。約翰在一節強而有力的經文中寫出（</w:t>
+      </w:r>
+      <w:hyperlink r:id="rId18">
+        <w:r>
+          <w:rPr>
+            <w:lang w:val="zh_TW" w:bidi="zh_TW"/>
+          </w:rPr>
+          <w:rPr>
+            <w:color w:val="0000EE"/>
+            <w:u w:val="single"/>
+          </w:rPr>
+          <w:t>約1:14</w:t>
+        </w:r>
+      </w:hyperlink>
+      <w:r>
+        <w:rPr>
+          <w:lang w:val="zh_TW" w:bidi="zh_TW"/>
+        </w:rPr>
+        <w:t>），這「道」（Logos），或「智慧」，成了肉身，住在我們中間。神是什麼，「道」就是什麼，而「道」就是耶穌基督。</w:t>
+      </w:r>
+    </w:p>
+    <w:p>
+      <w:pPr/>
+      <w:r>
+        <w:rPr>
+          <w:lang w:val="zh_TW" w:bidi="zh_TW"/>
+        </w:rPr>
+      </w:r>
+      <w:r>
+        <w:rPr>
+          <w:u w:val="single"/>
+          <w:lang w:val="zh_TW" w:bidi="zh_TW"/>
+        </w:rPr>
+        <w:t>進深研究的經文段落</w:t>
+      </w:r>
+    </w:p>
+    <w:p>
+      <w:pPr/>
+      <w:r>
+        <w:rPr>
+          <w:lang w:val="zh_TW" w:bidi="zh_TW"/>
+        </w:rPr>
+      </w:r>
+      <w:hyperlink r:id="rId14">
+        <w:r>
+          <w:rPr>
+            <w:lang w:val="zh_TW" w:bidi="zh_TW"/>
+          </w:rPr>
+          <w:rPr>
+            <w:color w:val="0000EE"/>
+            <w:u w:val="single"/>
+          </w:rPr>
+          <w:t>創1:3–28</w:t>
+        </w:r>
+      </w:hyperlink>
+      <w:r>
+        <w:rPr>
+          <w:lang w:val="zh_TW" w:bidi="zh_TW"/>
+        </w:rPr>
+        <w:t>；</w:t>
+      </w:r>
+      <w:hyperlink r:id="rId15">
+        <w:r>
+          <w:rPr>
+            <w:lang w:val="zh_TW" w:bidi="zh_TW"/>
+          </w:rPr>
+          <w:rPr>
+            <w:color w:val="0000EE"/>
+            <w:u w:val="single"/>
+          </w:rPr>
+          <w:t>詩33:6</w:t>
+        </w:r>
+      </w:hyperlink>
+      <w:r>
+        <w:rPr>
+          <w:lang w:val="zh_TW" w:bidi="zh_TW"/>
+        </w:rPr>
+        <w:t>、</w:t>
+      </w:r>
+      <w:hyperlink r:id="rId16">
+        <w:r>
+          <w:rPr>
+            <w:lang w:val="zh_TW" w:bidi="zh_TW"/>
+          </w:rPr>
+          <w:rPr>
+            <w:color w:val="0000EE"/>
+            <w:u w:val="single"/>
+          </w:rPr>
+          <w:t>9</w:t>
+        </w:r>
+      </w:hyperlink>
+      <w:r>
+        <w:rPr>
+          <w:lang w:val="zh_TW" w:bidi="zh_TW"/>
+        </w:rPr>
+        <w:t>；</w:t>
+      </w:r>
+      <w:hyperlink r:id="rId17">
+        <w:r>
+          <w:rPr>
+            <w:lang w:val="zh_TW" w:bidi="zh_TW"/>
+          </w:rPr>
+          <w:rPr>
+            <w:color w:val="0000EE"/>
+            <w:u w:val="single"/>
+          </w:rPr>
+          <w:t>箴8:22–31</w:t>
+        </w:r>
+      </w:hyperlink>
+      <w:r>
+        <w:rPr>
+          <w:lang w:val="zh_TW" w:bidi="zh_TW"/>
+        </w:rPr>
+        <w:t>；</w:t>
+      </w:r>
+      <w:hyperlink r:id="rId19">
+        <w:r>
+          <w:rPr>
+            <w:lang w:val="zh_TW" w:bidi="zh_TW"/>
+          </w:rPr>
+          <w:rPr>
+            <w:color w:val="0000EE"/>
+            <w:u w:val="single"/>
+          </w:rPr>
+          <w:t>賽40:8</w:t>
+        </w:r>
+      </w:hyperlink>
+      <w:r>
+        <w:rPr>
+          <w:lang w:val="zh_TW" w:bidi="zh_TW"/>
+        </w:rPr>
+        <w:t>；</w:t>
+      </w:r>
+      <w:hyperlink r:id="rId20">
+        <w:r>
+          <w:rPr>
+            <w:lang w:val="zh_TW" w:bidi="zh_TW"/>
+          </w:rPr>
+          <w:rPr>
+            <w:color w:val="0000EE"/>
+            <w:u w:val="single"/>
+          </w:rPr>
+          <w:t>約1:1–18</w:t>
+        </w:r>
+      </w:hyperlink>
+      <w:r>
+        <w:rPr>
+          <w:lang w:val="zh_TW" w:bidi="zh_TW"/>
+        </w:rPr>
+        <w:t>；</w:t>
+      </w:r>
+      <w:hyperlink r:id="rId21">
+        <w:r>
+          <w:rPr>
+            <w:lang w:val="zh_TW" w:bidi="zh_TW"/>
+          </w:rPr>
+          <w:rPr>
+            <w:color w:val="0000EE"/>
+            <w:u w:val="single"/>
+          </w:rPr>
+          <w:t>約壹1:1</w:t>
+        </w:r>
+      </w:hyperlink>
+      <w:r>
+        <w:rPr>
+          <w:lang w:val="zh_TW" w:bidi="zh_TW"/>
+        </w:rPr>
+        <w:t>；</w:t>
       </w:r>
       <w:hyperlink r:id="rId22">
         <w:r>
@@ -418,945 +534,7 @@
             <w:color w:val="0000EE"/>
             <w:u w:val="single"/>
           </w:rPr>
-          <w:t>19:9–11</w:t>
-        </w:r>
-      </w:hyperlink>
-      <w:r>
-        <w:rPr>
-          <w:lang w:val="zh_TW" w:bidi="zh_TW"/>
-        </w:rPr>
-        <w:t>）。大衛為了保命，不得不逃走（</w:t>
-      </w:r>
-      <w:hyperlink r:id="rId23">
-        <w:r>
-          <w:rPr>
-            <w:lang w:val="zh_TW" w:bidi="zh_TW"/>
-          </w:rPr>
-          <w:rPr>
-            <w:color w:val="0000EE"/>
-            <w:u w:val="single"/>
-          </w:rPr>
-          <w:t>19:11–18</w:t>
-        </w:r>
-      </w:hyperlink>
-      <w:r>
-        <w:rPr>
-          <w:lang w:val="zh_TW" w:bidi="zh_TW"/>
-        </w:rPr>
-        <w:t>，</w:t>
-      </w:r>
-      <w:hyperlink r:id="rId24">
-        <w:r>
-          <w:rPr>
-            <w:lang w:val="zh_TW" w:bidi="zh_TW"/>
-          </w:rPr>
-          <w:rPr>
-            <w:color w:val="0000EE"/>
-            <w:u w:val="single"/>
-          </w:rPr>
-          <w:t>20:1–42</w:t>
-        </w:r>
-      </w:hyperlink>
-      <w:r>
-        <w:rPr>
-          <w:lang w:val="zh_TW" w:bidi="zh_TW"/>
-        </w:rPr>
-        <w:t>）。</w:t>
-      </w:r>
-    </w:p>
-    <w:p>
-      <w:pPr/>
-      <w:r>
-        <w:rPr>
-          <w:lang w:val="zh_TW" w:bidi="zh_TW"/>
-        </w:rPr>
-      </w:r>
-      <w:r>
-        <w:rPr>
-          <w:lang w:val="zh_TW" w:bidi="zh_TW"/>
-        </w:rPr>
-        <w:t>在掃羅王餘下的統治期間，大衛成了逃亡者，被自己忠心服事的君王追殺。即便如此，他仍拒絕傷害掃羅。他有兩次機會殺掃羅（</w:t>
-      </w:r>
-      <w:hyperlink r:id="rId25">
-        <w:r>
-          <w:rPr>
-            <w:lang w:val="zh_TW" w:bidi="zh_TW"/>
-          </w:rPr>
-          <w:rPr>
-            <w:color w:val="0000EE"/>
-            <w:u w:val="single"/>
-          </w:rPr>
-          <w:t>撒上24:1–22，</w:t>
-        </w:r>
-      </w:hyperlink>
-      <w:hyperlink r:id="rId26">
-        <w:r>
-          <w:rPr>
-            <w:lang w:val="zh_TW" w:bidi="zh_TW"/>
-          </w:rPr>
-          <w:rPr>
-            <w:color w:val="0000EE"/>
-            <w:u w:val="single"/>
-          </w:rPr>
-          <w:t>26:1–25</w:t>
-        </w:r>
-      </w:hyperlink>
-      <w:r>
-        <w:rPr>
-          <w:lang w:val="zh_TW" w:bidi="zh_TW"/>
-        </w:rPr>
-        <w:t>），但他都堅持不下手攻擊「耶和華的受膏者」（</w:t>
-      </w:r>
-      <w:hyperlink r:id="rId27">
-        <w:r>
-          <w:rPr>
-            <w:lang w:val="zh_TW" w:bidi="zh_TW"/>
-          </w:rPr>
-          <w:rPr>
-            <w:color w:val="0000EE"/>
-            <w:u w:val="single"/>
-          </w:rPr>
-          <w:t>24:6，</w:t>
-        </w:r>
-      </w:hyperlink>
-      <w:hyperlink r:id="rId28">
-        <w:r>
-          <w:rPr>
-            <w:lang w:val="zh_TW" w:bidi="zh_TW"/>
-          </w:rPr>
-          <w:rPr>
-            <w:color w:val="0000EE"/>
-            <w:u w:val="single"/>
-          </w:rPr>
-          <w:t>26:9</w:t>
-        </w:r>
-      </w:hyperlink>
-      <w:r>
-        <w:rPr>
-          <w:lang w:val="zh_TW" w:bidi="zh_TW"/>
-        </w:rPr>
-        <w:t>）。</w:t>
-      </w:r>
-    </w:p>
-    <w:p>
-      <w:pPr/>
-      <w:r>
-        <w:rPr>
-          <w:lang w:val="zh_TW" w:bidi="zh_TW"/>
-        </w:rPr>
-      </w:r>
-      <w:r>
-        <w:rPr>
-          <w:lang w:val="zh_TW" w:bidi="zh_TW"/>
-        </w:rPr>
-        <w:t>在這段逃亡歲月中，大衛仍然事奉耶和華與以色列百姓 （</w:t>
-      </w:r>
-      <w:hyperlink r:id="rId29">
-        <w:r>
-          <w:rPr>
-            <w:lang w:val="zh_TW" w:bidi="zh_TW"/>
-          </w:rPr>
-          <w:rPr>
-            <w:color w:val="0000EE"/>
-            <w:u w:val="single"/>
-          </w:rPr>
-          <w:t>撒上23:1–6，</w:t>
-        </w:r>
-      </w:hyperlink>
-      <w:hyperlink r:id="rId30">
-        <w:r>
-          <w:rPr>
-            <w:lang w:val="zh_TW" w:bidi="zh_TW"/>
-          </w:rPr>
-          <w:rPr>
-            <w:color w:val="0000EE"/>
-            <w:u w:val="single"/>
-          </w:rPr>
-          <w:t>25:4–9</w:t>
-        </w:r>
-      </w:hyperlink>
-      <w:r>
-        <w:rPr>
-          <w:lang w:val="zh_TW" w:bidi="zh_TW"/>
-        </w:rPr>
-        <w:t>、</w:t>
-      </w:r>
-      <w:hyperlink r:id="rId31">
-        <w:r>
-          <w:rPr>
-            <w:lang w:val="zh_TW" w:bidi="zh_TW"/>
-          </w:rPr>
-          <w:rPr>
-            <w:color w:val="0000EE"/>
-            <w:u w:val="single"/>
-          </w:rPr>
-          <w:t>14–16，</w:t>
-        </w:r>
-      </w:hyperlink>
-      <w:hyperlink r:id="rId32">
-        <w:r>
-          <w:rPr>
-            <w:lang w:val="zh_TW" w:bidi="zh_TW"/>
-          </w:rPr>
-          <w:rPr>
-            <w:color w:val="0000EE"/>
-            <w:u w:val="single"/>
-          </w:rPr>
-          <w:t>27:8–9</w:t>
-        </w:r>
-      </w:hyperlink>
-      <w:r>
-        <w:rPr>
-          <w:lang w:val="zh_TW" w:bidi="zh_TW"/>
-        </w:rPr>
-        <w:t>）。他聽見掃羅與約拿單戰死的消息，為這位「相悅相愛」的王與王的兒子深切哀悼 （</w:t>
-      </w:r>
-      <w:hyperlink r:id="rId33">
-        <w:r>
-          <w:rPr>
-            <w:lang w:val="zh_TW" w:bidi="zh_TW"/>
-          </w:rPr>
-          <w:rPr>
-            <w:color w:val="0000EE"/>
-            <w:u w:val="single"/>
-          </w:rPr>
-          <w:t>撒下1:17–27</w:t>
-        </w:r>
-      </w:hyperlink>
-      <w:r>
-        <w:rPr>
-          <w:lang w:val="zh_TW" w:bidi="zh_TW"/>
-        </w:rPr>
-        <w:t>）。</w:t>
-      </w:r>
-    </w:p>
-    <w:p>
-      <w:pPr/>
-      <w:r>
-        <w:rPr>
-          <w:lang w:val="zh_TW" w:bidi="zh_TW"/>
-        </w:rPr>
-      </w:r>
-      <w:r>
-        <w:rPr>
-          <w:lang w:val="zh_TW" w:bidi="zh_TW"/>
-        </w:rPr>
-        <w:t>大衛對一位恨他、要殺他的王仍然忠心。類似地，先知耶利米曾在王宮中宣講預言，結果王燒掉其書卷，甚至將他扔進牢獄裡殺害他（</w:t>
-      </w:r>
-      <w:hyperlink r:id="rId34">
-        <w:r>
-          <w:rPr>
-            <w:lang w:val="zh_TW" w:bidi="zh_TW"/>
-          </w:rPr>
-          <w:rPr>
-            <w:color w:val="0000EE"/>
-            <w:u w:val="single"/>
-          </w:rPr>
-          <w:t>耶36:21–26，</w:t>
-        </w:r>
-      </w:hyperlink>
-      <w:hyperlink r:id="rId35">
-        <w:r>
-          <w:rPr>
-            <w:lang w:val="zh_TW" w:bidi="zh_TW"/>
-          </w:rPr>
-          <w:rPr>
-            <w:color w:val="0000EE"/>
-            <w:u w:val="single"/>
-          </w:rPr>
-          <w:t>38:1–13</w:t>
-        </w:r>
-      </w:hyperlink>
-      <w:r>
-        <w:rPr>
-          <w:lang w:val="zh_TW" w:bidi="zh_TW"/>
-        </w:rPr>
-        <w:t>）。但他仍忠心服事神。先知但以理和他的朋友也在巴比倫與波斯王宮中事奉，雖然那些君王有時頒布與他們信仰相違的法令，甚至針對他們個人（</w:t>
-      </w:r>
-      <w:hyperlink r:id="rId36">
-        <w:r>
-          <w:rPr>
-            <w:lang w:val="zh_TW" w:bidi="zh_TW"/>
-          </w:rPr>
-          <w:rPr>
-            <w:color w:val="0000EE"/>
-            <w:u w:val="single"/>
-          </w:rPr>
-          <w:t>但3:1–30，</w:t>
-        </w:r>
-      </w:hyperlink>
-      <w:hyperlink r:id="rId37">
-        <w:r>
-          <w:rPr>
-            <w:lang w:val="zh_TW" w:bidi="zh_TW"/>
-          </w:rPr>
-          <w:rPr>
-            <w:color w:val="0000EE"/>
-            <w:u w:val="single"/>
-          </w:rPr>
-          <w:t>6:1–28</w:t>
-        </w:r>
-      </w:hyperlink>
-      <w:r>
-        <w:rPr>
-          <w:lang w:val="zh_TW" w:bidi="zh_TW"/>
-        </w:rPr>
-        <w:t>），他們依然敬虔。</w:t>
-      </w:r>
-    </w:p>
-    <w:p>
-      <w:pPr/>
-      <w:r>
-        <w:rPr>
-          <w:lang w:val="zh_TW" w:bidi="zh_TW"/>
-        </w:rPr>
-      </w:r>
-      <w:r>
-        <w:rPr>
-          <w:lang w:val="zh_TW" w:bidi="zh_TW"/>
-        </w:rPr>
-        <w:t>在敵對的領袖統治下保持忠心，不一定會帶來眼前的成功。耶穌就是最終極的榜樣。猶太的宗教領袖逼迫祂，最終將祂處死。耶穌在世時並沒有得到世俗的成功，但祂信靠天上的父。祂的得勝，就在祂死後的復活中成就。</w:t>
-      </w:r>
-    </w:p>
-    <w:p>
-      <w:pPr/>
-      <w:r>
-        <w:rPr>
-          <w:lang w:val="zh_TW" w:bidi="zh_TW"/>
-        </w:rPr>
-      </w:r>
-      <w:r>
-        <w:rPr>
-          <w:lang w:val="zh_TW" w:bidi="zh_TW"/>
-        </w:rPr>
-        <w:t>我們生在世上，也可能因敵對我們的領袖而受苦，甚至喪命，未必看見苦難所帶來的結果。但神將要帶來新世界，祂必親自修正一切的不義，並獎賞那些在殘酷領袖壓迫下仍然忠心的人。</w:t>
-      </w:r>
-    </w:p>
-    <w:p>
-      <w:pPr/>
-      <w:r>
-        <w:rPr>
-          <w:lang w:val="zh_TW" w:bidi="zh_TW"/>
-        </w:rPr>
-      </w:r>
-      <w:r>
-        <w:rPr>
-          <w:u w:val="single"/>
-          <w:lang w:val="zh_TW" w:bidi="zh_TW"/>
-        </w:rPr>
-        <w:t>進深研究的經文段落</w:t>
-      </w:r>
-    </w:p>
-    <w:p>
-      <w:pPr/>
-      <w:r>
-        <w:rPr>
-          <w:lang w:val="zh_TW" w:bidi="zh_TW"/>
-        </w:rPr>
-      </w:r>
-      <w:hyperlink r:id="rId25">
-        <w:r>
-          <w:rPr>
-            <w:lang w:val="zh_TW" w:bidi="zh_TW"/>
-          </w:rPr>
-          <w:rPr>
-            <w:color w:val="0000EE"/>
-            <w:u w:val="single"/>
-          </w:rPr>
-          <w:t>撒上24:1–22</w:t>
-        </w:r>
-      </w:hyperlink>
-      <w:r>
-        <w:rPr>
-          <w:lang w:val="zh_TW" w:bidi="zh_TW"/>
-        </w:rPr>
-        <w:t>；</w:t>
-      </w:r>
-      <w:hyperlink r:id="rId38">
-        <w:r>
-          <w:rPr>
-            <w:lang w:val="zh_TW" w:bidi="zh_TW"/>
-          </w:rPr>
-          <w:rPr>
-            <w:color w:val="0000EE"/>
-            <w:u w:val="single"/>
-          </w:rPr>
-          <w:t>撒下1:1–27，</w:t>
-        </w:r>
-      </w:hyperlink>
-      <w:hyperlink r:id="rId39">
-        <w:r>
-          <w:rPr>
-            <w:lang w:val="zh_TW" w:bidi="zh_TW"/>
-          </w:rPr>
-          <w:rPr>
-            <w:color w:val="0000EE"/>
-            <w:u w:val="single"/>
-          </w:rPr>
-          <w:t>11:1–27</w:t>
-        </w:r>
-      </w:hyperlink>
-      <w:r>
-        <w:rPr>
-          <w:lang w:val="zh_TW" w:bidi="zh_TW"/>
-        </w:rPr>
-        <w:t>；</w:t>
-      </w:r>
-      <w:hyperlink r:id="rId40">
-        <w:r>
-          <w:rPr>
-            <w:lang w:val="zh_TW" w:bidi="zh_TW"/>
-          </w:rPr>
-          <w:rPr>
-            <w:color w:val="0000EE"/>
-            <w:u w:val="single"/>
-          </w:rPr>
-          <w:t>耶36:21–27，</w:t>
-        </w:r>
-      </w:hyperlink>
-      <w:hyperlink r:id="rId35">
-        <w:r>
-          <w:rPr>
-            <w:lang w:val="zh_TW" w:bidi="zh_TW"/>
-          </w:rPr>
-          <w:rPr>
-            <w:color w:val="0000EE"/>
-            <w:u w:val="single"/>
-          </w:rPr>
-          <w:t>38:1–13</w:t>
-        </w:r>
-      </w:hyperlink>
-      <w:r>
-        <w:rPr>
-          <w:lang w:val="zh_TW" w:bidi="zh_TW"/>
-        </w:rPr>
-        <w:t>；</w:t>
-      </w:r>
-      <w:hyperlink r:id="rId36">
-        <w:r>
-          <w:rPr>
-            <w:lang w:val="zh_TW" w:bidi="zh_TW"/>
-          </w:rPr>
-          <w:rPr>
-            <w:color w:val="0000EE"/>
-            <w:u w:val="single"/>
-          </w:rPr>
-          <w:t>但3:1–30，</w:t>
-        </w:r>
-      </w:hyperlink>
-      <w:hyperlink r:id="rId37">
-        <w:r>
-          <w:rPr>
-            <w:lang w:val="zh_TW" w:bidi="zh_TW"/>
-          </w:rPr>
-          <w:rPr>
-            <w:color w:val="0000EE"/>
-            <w:u w:val="single"/>
-          </w:rPr>
-          <w:t>6:1–28</w:t>
-        </w:r>
-      </w:hyperlink>
-      <w:r>
-        <w:rPr>
-          <w:lang w:val="zh_TW" w:bidi="zh_TW"/>
-        </w:rPr>
-        <w:t>；</w:t>
-      </w:r>
-      <w:hyperlink r:id="rId41">
-        <w:r>
-          <w:rPr>
-            <w:lang w:val="zh_TW" w:bidi="zh_TW"/>
-          </w:rPr>
-          <w:rPr>
-            <w:color w:val="0000EE"/>
-            <w:u w:val="single"/>
-          </w:rPr>
-          <w:t>約8:29</w:t>
-        </w:r>
-      </w:hyperlink>
-      <w:r>
-        <w:rPr>
-          <w:lang w:val="zh_TW" w:bidi="zh_TW"/>
-        </w:rPr>
-        <w:t>；</w:t>
-      </w:r>
-      <w:hyperlink r:id="rId42">
-        <w:r>
-          <w:rPr>
-            <w:lang w:val="zh_TW" w:bidi="zh_TW"/>
-          </w:rPr>
-          <w:rPr>
-            <w:color w:val="0000EE"/>
-            <w:u w:val="single"/>
-          </w:rPr>
-          <w:t>腓2:6–11</w:t>
-        </w:r>
-      </w:hyperlink>
-      <w:r>
-        <w:rPr>
-          <w:lang w:val="zh_TW" w:bidi="zh_TW"/>
-        </w:rPr>
-        <w:t>；</w:t>
-      </w:r>
-      <w:hyperlink r:id="rId43">
-        <w:r>
-          <w:rPr>
-            <w:lang w:val="zh_TW" w:bidi="zh_TW"/>
-          </w:rPr>
-          <w:rPr>
-            <w:color w:val="0000EE"/>
-            <w:u w:val="single"/>
-          </w:rPr>
-          <w:t>來5:7–10</w:t>
-        </w:r>
-      </w:hyperlink>
-      <w:r>
-        <w:rPr>
-          <w:lang w:val="zh_TW" w:bidi="zh_TW"/>
-        </w:rPr>
-        <w:t>；</w:t>
-      </w:r>
-      <w:hyperlink r:id="rId44">
-        <w:r>
-          <w:rPr>
-            <w:lang w:val="zh_TW" w:bidi="zh_TW"/>
-          </w:rPr>
-          <w:rPr>
-            <w:color w:val="0000EE"/>
-            <w:u w:val="single"/>
-          </w:rPr>
-          <w:t>彼前2:13–3:7</w:t>
-        </w:r>
-      </w:hyperlink>
-      <w:r>
-        <w:rPr>
-          <w:lang w:val="zh_TW" w:bidi="zh_TW"/>
-        </w:rPr>
-      </w:r>
-      <w:r>
-        <w:rPr>
-          <w:lang w:val="zh_TW" w:bidi="zh_TW"/>
-        </w:rPr>
-      </w:r>
-    </w:p>
-    <w:p>
-      <w:pPr/>
-      <w:r>
-        <w:rPr>
-          <w:lang w:val="zh_TW" w:bidi="zh_TW"/>
-        </w:rPr>
-      </w:r>
-    </w:p>
-    <w:p>
-      <w:pPr>
-        <w:pStyle w:val="Heading2"/>
-      </w:pPr>
-      <w:r>
-        <w:rPr>
-          <w:lang w:val="zh_TW" w:bidi="zh_TW"/>
-        </w:rPr>
-        <w:t>大自然之美</w:t>
-      </w:r>
-      <w:r>
-        <w:rPr>
-          <w:lang w:val="zh_TW" w:bidi="zh_TW"/>
-        </w:rPr>
-      </w:r>
-    </w:p>
-    <w:p>
-      <w:pPr/>
-      <w:r>
-        <w:rPr>
-          <w:lang w:val="zh_TW" w:bidi="zh_TW"/>
-        </w:rPr>
-      </w:r>
-      <w:r>
-        <w:rPr>
-          <w:lang w:val="zh_TW" w:bidi="zh_TW"/>
-        </w:rPr>
-        <w:t>在神完成創造的工作後，神說祂所造的一切都「甚好」（</w:t>
-      </w:r>
-      <w:hyperlink r:id="rId45">
-        <w:r>
-          <w:rPr>
-            <w:lang w:val="zh_TW" w:bidi="zh_TW"/>
-          </w:rPr>
-          <w:rPr>
-            <w:color w:val="0000EE"/>
-            <w:u w:val="single"/>
-          </w:rPr>
-          <w:t>創1:31</w:t>
-        </w:r>
-      </w:hyperlink>
-      <w:r>
-        <w:rPr>
-          <w:lang w:val="zh_TW" w:bidi="zh_TW"/>
-        </w:rPr>
-        <w:t>）。聖經中經常提及神所創造之物的美麗與奇妙，特別是在詩篇中（例如，</w:t>
-      </w:r>
-      <w:hyperlink r:id="rId46">
-        <w:r>
-          <w:rPr>
-            <w:lang w:val="zh_TW" w:bidi="zh_TW"/>
-          </w:rPr>
-          <w:rPr>
-            <w:color w:val="0000EE"/>
-            <w:u w:val="single"/>
-          </w:rPr>
-          <w:t>詩8:3–4</w:t>
-        </w:r>
-      </w:hyperlink>
-      <w:r>
-        <w:rPr>
-          <w:lang w:val="zh_TW" w:bidi="zh_TW"/>
-        </w:rPr>
-        <w:t>，</w:t>
-      </w:r>
-      <w:hyperlink r:id="rId47">
-        <w:r>
-          <w:rPr>
-            <w:lang w:val="zh_TW" w:bidi="zh_TW"/>
-          </w:rPr>
-          <w:rPr>
-            <w:color w:val="0000EE"/>
-            <w:u w:val="single"/>
-          </w:rPr>
-          <w:t>詩104:1–35</w:t>
-        </w:r>
-      </w:hyperlink>
-      <w:r>
-        <w:rPr>
-          <w:lang w:val="zh_TW" w:bidi="zh_TW"/>
-        </w:rPr>
-        <w:t>）。</w:t>
-      </w:r>
-    </w:p>
-    <w:p>
-      <w:pPr/>
-      <w:r>
-        <w:rPr>
-          <w:lang w:val="zh_TW" w:bidi="zh_TW"/>
-        </w:rPr>
-      </w:r>
-      <w:r>
-        <w:rPr>
-          <w:lang w:val="zh_TW" w:bidi="zh_TW"/>
-        </w:rPr>
-        <w:t>在雅歌中，大自然與來自大自然的意象佔有重要地位。書中男女常在鄉間表達彼此的愛意（</w:t>
-      </w:r>
-      <w:hyperlink r:id="rId48">
-        <w:r>
-          <w:rPr>
-            <w:lang w:val="zh_TW" w:bidi="zh_TW"/>
-          </w:rPr>
-          <w:rPr>
-            <w:color w:val="0000EE"/>
-            <w:u w:val="single"/>
-          </w:rPr>
-          <w:t>歌2:8–17，</w:t>
-        </w:r>
-      </w:hyperlink>
-      <w:hyperlink r:id="rId49">
-        <w:r>
-          <w:rPr>
-            <w:lang w:val="zh_TW" w:bidi="zh_TW"/>
-          </w:rPr>
-          <w:rPr>
-            <w:color w:val="0000EE"/>
-            <w:u w:val="single"/>
-          </w:rPr>
-          <w:t>4:12–5:1，</w:t>
-        </w:r>
-      </w:hyperlink>
-      <w:hyperlink r:id="rId50">
-        <w:r>
-          <w:rPr>
-            <w:lang w:val="zh_TW" w:bidi="zh_TW"/>
-          </w:rPr>
-          <w:rPr>
-            <w:color w:val="0000EE"/>
-            <w:u w:val="single"/>
-          </w:rPr>
-          <w:t>6:2–3、</w:t>
-        </w:r>
-      </w:hyperlink>
-      <w:hyperlink r:id="rId51">
-        <w:r>
-          <w:rPr>
-            <w:lang w:val="zh_TW" w:bidi="zh_TW"/>
-          </w:rPr>
-          <w:rPr>
-            <w:color w:val="0000EE"/>
-            <w:u w:val="single"/>
-          </w:rPr>
-          <w:t>11–12</w:t>
-        </w:r>
-      </w:hyperlink>
-      <w:r>
-        <w:rPr>
-          <w:lang w:val="zh_TW" w:bidi="zh_TW"/>
-        </w:rPr>
-        <w:t>）。這些場景充滿芳香與私密空間，園子、葡萄園和果園營造出親密又浪漫的氛圍。大自然的奧祕，為他們的愛情提供一個單純卻又新鮮且令人興奮的場景。</w:t>
-      </w:r>
-    </w:p>
-    <w:p>
-      <w:pPr/>
-      <w:r>
-        <w:rPr>
-          <w:lang w:val="zh_TW" w:bidi="zh_TW"/>
-        </w:rPr>
-      </w:r>
-      <w:r>
-        <w:rPr>
-          <w:lang w:val="zh_TW" w:bidi="zh_TW"/>
-        </w:rPr>
-        <w:t>這對情侶用許多大自然的比喻，描繪彼此的容貌及其激發的情感。他們對彼此的形容，往往借用神的創造作為比喻。</w:t>
-      </w:r>
-    </w:p>
-    <w:p>
-      <w:pPr/>
-      <w:r>
-        <w:rPr>
-          <w:lang w:val="zh_TW" w:bidi="zh_TW"/>
-        </w:rPr>
-      </w:r>
-      <w:r>
-        <w:rPr>
-          <w:lang w:val="zh_TW" w:bidi="zh_TW"/>
-        </w:rPr>
-        <w:t>大自然引人歸向造物主，見證祂的大能、良善、公義與慈愛（見</w:t>
-      </w:r>
-      <w:hyperlink r:id="rId52">
-        <w:r>
-          <w:rPr>
-            <w:lang w:val="zh_TW" w:bidi="zh_TW"/>
-          </w:rPr>
-          <w:rPr>
-            <w:color w:val="0000EE"/>
-            <w:u w:val="single"/>
-          </w:rPr>
-          <w:t>詩19:1–4</w:t>
-        </w:r>
-      </w:hyperlink>
-      <w:r>
-        <w:rPr>
-          <w:lang w:val="zh_TW" w:bidi="zh_TW"/>
-        </w:rPr>
-        <w:t>；</w:t>
-      </w:r>
-      <w:hyperlink r:id="rId53">
-        <w:r>
-          <w:rPr>
-            <w:lang w:val="zh_TW" w:bidi="zh_TW"/>
-          </w:rPr>
-          <w:rPr>
-            <w:color w:val="0000EE"/>
-            <w:u w:val="single"/>
-          </w:rPr>
-          <w:t>羅1:18–20</w:t>
-        </w:r>
-      </w:hyperlink>
-      <w:r>
-        <w:rPr>
-          <w:lang w:val="zh_TW" w:bidi="zh_TW"/>
-        </w:rPr>
-        <w:t>）。自然之美也彰顯神對救贖、更新與新創造的渴望，例如季節的更替、植物的生長與新生命的誕生。</w:t>
-      </w:r>
-    </w:p>
-    <w:p>
-      <w:pPr/>
-      <w:r>
-        <w:rPr>
-          <w:lang w:val="zh_TW" w:bidi="zh_TW"/>
-        </w:rPr>
-      </w:r>
-      <w:r>
-        <w:rPr>
-          <w:u w:val="single"/>
-          <w:lang w:val="zh_TW" w:bidi="zh_TW"/>
-        </w:rPr>
-        <w:t>進深研究的經文段落</w:t>
-      </w:r>
-    </w:p>
-    <w:p>
-      <w:pPr/>
-      <w:r>
-        <w:rPr>
-          <w:lang w:val="zh_TW" w:bidi="zh_TW"/>
-        </w:rPr>
-      </w:r>
-      <w:hyperlink r:id="rId54">
-        <w:r>
-          <w:rPr>
-            <w:lang w:val="zh_TW" w:bidi="zh_TW"/>
-          </w:rPr>
-          <w:rPr>
-            <w:color w:val="0000EE"/>
-            <w:u w:val="single"/>
-          </w:rPr>
-          <w:t>創2:1–9</w:t>
-        </w:r>
-      </w:hyperlink>
-      <w:r>
-        <w:rPr>
-          <w:lang w:val="zh_TW" w:bidi="zh_TW"/>
-        </w:rPr>
-        <w:t>；</w:t>
-      </w:r>
-      <w:hyperlink r:id="rId55">
-        <w:r>
-          <w:rPr>
-            <w:lang w:val="zh_TW" w:bidi="zh_TW"/>
-          </w:rPr>
-          <w:rPr>
-            <w:color w:val="0000EE"/>
-            <w:u w:val="single"/>
-          </w:rPr>
-          <w:t>詩8:3–8</w:t>
-        </w:r>
-      </w:hyperlink>
-      <w:r>
-        <w:rPr>
-          <w:lang w:val="zh_TW" w:bidi="zh_TW"/>
-        </w:rPr>
-        <w:t>，</w:t>
-      </w:r>
-      <w:hyperlink r:id="rId56">
-        <w:r>
-          <w:rPr>
-            <w:lang w:val="zh_TW" w:bidi="zh_TW"/>
-          </w:rPr>
-          <w:rPr>
-            <w:color w:val="0000EE"/>
-            <w:u w:val="single"/>
-          </w:rPr>
-          <w:t>19:1–6</w:t>
-        </w:r>
-      </w:hyperlink>
-      <w:r>
-        <w:rPr>
-          <w:lang w:val="zh_TW" w:bidi="zh_TW"/>
-        </w:rPr>
-        <w:t>，</w:t>
-      </w:r>
-      <w:hyperlink r:id="rId57">
-        <w:r>
-          <w:rPr>
-            <w:lang w:val="zh_TW" w:bidi="zh_TW"/>
-          </w:rPr>
-          <w:rPr>
-            <w:color w:val="0000EE"/>
-            <w:u w:val="single"/>
-          </w:rPr>
-          <w:t>96:5–6</w:t>
-        </w:r>
-      </w:hyperlink>
-      <w:r>
-        <w:rPr>
-          <w:lang w:val="zh_TW" w:bidi="zh_TW"/>
-        </w:rPr>
-        <w:t>；</w:t>
-      </w:r>
-      <w:hyperlink r:id="rId48">
-        <w:r>
-          <w:rPr>
-            <w:lang w:val="zh_TW" w:bidi="zh_TW"/>
-          </w:rPr>
-          <w:rPr>
-            <w:color w:val="0000EE"/>
-            <w:u w:val="single"/>
-          </w:rPr>
-          <w:t>歌2:8–17</w:t>
-        </w:r>
-      </w:hyperlink>
-      <w:r>
-        <w:rPr>
-          <w:lang w:val="zh_TW" w:bidi="zh_TW"/>
-        </w:rPr>
-        <w:t>，</w:t>
-      </w:r>
-      <w:hyperlink r:id="rId49">
-        <w:r>
-          <w:rPr>
-            <w:lang w:val="zh_TW" w:bidi="zh_TW"/>
-          </w:rPr>
-          <w:rPr>
-            <w:color w:val="0000EE"/>
-            <w:u w:val="single"/>
-          </w:rPr>
-          <w:t>4:12–5:1</w:t>
-        </w:r>
-      </w:hyperlink>
-      <w:r>
-        <w:rPr>
-          <w:lang w:val="zh_TW" w:bidi="zh_TW"/>
-        </w:rPr>
-        <w:t>，</w:t>
-      </w:r>
-      <w:hyperlink r:id="rId50">
-        <w:r>
-          <w:rPr>
-            <w:lang w:val="zh_TW" w:bidi="zh_TW"/>
-          </w:rPr>
-          <w:rPr>
-            <w:color w:val="0000EE"/>
-            <w:u w:val="single"/>
-          </w:rPr>
-          <w:t>6:2–3</w:t>
-        </w:r>
-      </w:hyperlink>
-      <w:r>
-        <w:rPr>
-          <w:lang w:val="zh_TW" w:bidi="zh_TW"/>
-        </w:rPr>
-        <w:t>、</w:t>
-      </w:r>
-      <w:hyperlink r:id="rId51">
-        <w:r>
-          <w:rPr>
-            <w:lang w:val="zh_TW" w:bidi="zh_TW"/>
-          </w:rPr>
-          <w:rPr>
-            <w:color w:val="0000EE"/>
-            <w:u w:val="single"/>
-          </w:rPr>
-          <w:t>11–12</w:t>
-        </w:r>
-      </w:hyperlink>
-      <w:r>
-        <w:rPr>
-          <w:lang w:val="zh_TW" w:bidi="zh_TW"/>
-        </w:rPr>
-        <w:t>，</w:t>
-      </w:r>
-      <w:hyperlink r:id="rId58">
-        <w:r>
-          <w:rPr>
-            <w:lang w:val="zh_TW" w:bidi="zh_TW"/>
-          </w:rPr>
-          <w:rPr>
-            <w:color w:val="0000EE"/>
-            <w:u w:val="single"/>
-          </w:rPr>
-          <w:t>7:10–13</w:t>
-        </w:r>
-      </w:hyperlink>
-      <w:r>
-        <w:rPr>
-          <w:lang w:val="zh_TW" w:bidi="zh_TW"/>
-        </w:rPr>
-        <w:t>；</w:t>
-      </w:r>
-      <w:hyperlink r:id="rId59">
-        <w:r>
-          <w:rPr>
-            <w:lang w:val="zh_TW" w:bidi="zh_TW"/>
-          </w:rPr>
-          <w:rPr>
-            <w:color w:val="0000EE"/>
-            <w:u w:val="single"/>
-          </w:rPr>
-          <w:t>太6:26–30</w:t>
+          <w:t>啟19:13</w:t>
         </w:r>
       </w:hyperlink>
       <w:r>

--- a/zht/docx/013.content.docx
+++ b/zht/docx/013.content.docx
@@ -19,7 +19,7 @@
         <w:rPr>
           <w:lang w:val="zh_TW" w:bidi="zh_TW"/>
         </w:rPr>
-        <w:t>Resource: Tyndale Open Study Notes</w:t>
+        <w:t>Resource: Aquifer Open Study Notes (Themes)</w:t>
       </w:r>
       <w:r>
         <w:rPr>
@@ -112,7 +112,7 @@
         <w:rPr>
           <w:lang w:val="zh_TW" w:bidi="zh_TW"/>
         </w:rPr>
-        <w:t>Tyndale Open Study Notes</w:t>
+        <w:t>Aquifer Open Study Notes (Themes)</w:t>
       </w:r>
     </w:p>
     <w:p>

--- a/zht/docx/013.content.docx
+++ b/zht/docx/013.content.docx
@@ -240,18 +240,12 @@
         </w:rPr>
         <w:t>logos，</w:t>
       </w:r>
-      <w:hyperlink r:id="rId13">
-        <w:r>
-          <w:rPr>
-            <w:lang w:val="zh_TW" w:bidi="zh_TW"/>
-          </w:rPr>
-          <w:rPr>
-            <w:color w:val="0000EE"/>
-            <w:u w:val="single"/>
-          </w:rPr>
-          <w:t>約1:1</w:t>
-        </w:r>
-      </w:hyperlink>
+      <w:r>
+        <w:rPr>
+          <w:lang w:val="zh_TW" w:bidi="zh_TW"/>
+        </w:rPr>
+        <w:t>約1:1</w:t>
+      </w:r>
       <w:r>
         <w:rPr>
           <w:lang w:val="zh_TW" w:bidi="zh_TW"/>
@@ -272,72 +266,48 @@
         </w:rPr>
         <w:t>希臘人會想到這是維持宇宙的基本力量。猶太人會記得這指的是神透過說話創造世界（</w:t>
       </w:r>
-      <w:hyperlink r:id="rId14">
-        <w:r>
-          <w:rPr>
-            <w:lang w:val="zh_TW" w:bidi="zh_TW"/>
-          </w:rPr>
-          <w:rPr>
-            <w:color w:val="0000EE"/>
-            <w:u w:val="single"/>
-          </w:rPr>
-          <w:t>創1:3–28</w:t>
-        </w:r>
-      </w:hyperlink>
+      <w:r>
+        <w:rPr>
+          <w:lang w:val="zh_TW" w:bidi="zh_TW"/>
+        </w:rPr>
+        <w:t>創1:3–28</w:t>
+      </w:r>
       <w:r>
         <w:rPr>
           <w:lang w:val="zh_TW" w:bidi="zh_TW"/>
         </w:rPr>
         <w:t>；</w:t>
       </w:r>
-      <w:hyperlink r:id="rId15">
-        <w:r>
-          <w:rPr>
-            <w:lang w:val="zh_TW" w:bidi="zh_TW"/>
-          </w:rPr>
-          <w:rPr>
-            <w:color w:val="0000EE"/>
-            <w:u w:val="single"/>
-          </w:rPr>
-          <w:t>詩33:6</w:t>
-        </w:r>
-      </w:hyperlink>
+      <w:r>
+        <w:rPr>
+          <w:lang w:val="zh_TW" w:bidi="zh_TW"/>
+        </w:rPr>
+        <w:t>詩33:6</w:t>
+      </w:r>
       <w:r>
         <w:rPr>
           <w:lang w:val="zh_TW" w:bidi="zh_TW"/>
         </w:rPr>
         <w:t>、</w:t>
       </w:r>
-      <w:hyperlink r:id="rId16">
-        <w:r>
-          <w:rPr>
-            <w:lang w:val="zh_TW" w:bidi="zh_TW"/>
-          </w:rPr>
-          <w:rPr>
-            <w:color w:val="0000EE"/>
-            <w:u w:val="single"/>
-          </w:rPr>
-          <w:t>9</w:t>
-        </w:r>
-      </w:hyperlink>
+      <w:r>
+        <w:rPr>
+          <w:lang w:val="zh_TW" w:bidi="zh_TW"/>
+        </w:rPr>
+        <w:t>9</w:t>
+      </w:r>
       <w:r>
         <w:rPr>
           <w:lang w:val="zh_TW" w:bidi="zh_TW"/>
         </w:rPr>
         <w:t>）。在耶穌的時代，神的「道」已具有創造性的位格特質。猶太人將神的「道」視為談論神「智慧」的另一種方式。透過「智慧」，神進入宇宙，創造世界（</w:t>
       </w:r>
-      <w:hyperlink r:id="rId17">
-        <w:r>
-          <w:rPr>
-            <w:lang w:val="zh_TW" w:bidi="zh_TW"/>
-          </w:rPr>
-          <w:rPr>
-            <w:color w:val="0000EE"/>
-            <w:u w:val="single"/>
-          </w:rPr>
-          <w:t>箴8:22–31</w:t>
-        </w:r>
-      </w:hyperlink>
+      <w:r>
+        <w:rPr>
+          <w:lang w:val="zh_TW" w:bidi="zh_TW"/>
+        </w:rPr>
+        <w:t>箴8:22–31</w:t>
+      </w:r>
       <w:r>
         <w:rPr>
           <w:lang w:val="zh_TW" w:bidi="zh_TW"/>
@@ -358,18 +328,12 @@
         </w:rPr>
         <w:t>約翰解釋說，耶穌與神具有相同的本質或屬性。這位聖子在時間開始之前就已存在，並創造了一切。約翰將耶穌是神的真理與古代猶太人的智慧觀念聯繫起來。這種神聖的智慧，在時間之前與神同在，如今在耶穌基督裡彰顯出來。約翰在一節強而有力的經文中寫出（</w:t>
       </w:r>
-      <w:hyperlink r:id="rId18">
-        <w:r>
-          <w:rPr>
-            <w:lang w:val="zh_TW" w:bidi="zh_TW"/>
-          </w:rPr>
-          <w:rPr>
-            <w:color w:val="0000EE"/>
-            <w:u w:val="single"/>
-          </w:rPr>
-          <w:t>約1:14</w:t>
-        </w:r>
-      </w:hyperlink>
+      <w:r>
+        <w:rPr>
+          <w:lang w:val="zh_TW" w:bidi="zh_TW"/>
+        </w:rPr>
+        <w:t>約1:14</w:t>
+      </w:r>
       <w:r>
         <w:rPr>
           <w:lang w:val="zh_TW" w:bidi="zh_TW"/>
@@ -399,144 +363,96 @@
           <w:lang w:val="zh_TW" w:bidi="zh_TW"/>
         </w:rPr>
       </w:r>
-      <w:hyperlink r:id="rId14">
-        <w:r>
-          <w:rPr>
-            <w:lang w:val="zh_TW" w:bidi="zh_TW"/>
-          </w:rPr>
-          <w:rPr>
-            <w:color w:val="0000EE"/>
-            <w:u w:val="single"/>
-          </w:rPr>
-          <w:t>創1:3–28</w:t>
-        </w:r>
-      </w:hyperlink>
+      <w:r>
+        <w:rPr>
+          <w:lang w:val="zh_TW" w:bidi="zh_TW"/>
+        </w:rPr>
+        <w:t>創1:3–28</w:t>
+      </w:r>
       <w:r>
         <w:rPr>
           <w:lang w:val="zh_TW" w:bidi="zh_TW"/>
         </w:rPr>
         <w:t>；</w:t>
       </w:r>
-      <w:hyperlink r:id="rId15">
-        <w:r>
-          <w:rPr>
-            <w:lang w:val="zh_TW" w:bidi="zh_TW"/>
-          </w:rPr>
-          <w:rPr>
-            <w:color w:val="0000EE"/>
-            <w:u w:val="single"/>
-          </w:rPr>
-          <w:t>詩33:6</w:t>
-        </w:r>
-      </w:hyperlink>
+      <w:r>
+        <w:rPr>
+          <w:lang w:val="zh_TW" w:bidi="zh_TW"/>
+        </w:rPr>
+        <w:t>詩33:6</w:t>
+      </w:r>
       <w:r>
         <w:rPr>
           <w:lang w:val="zh_TW" w:bidi="zh_TW"/>
         </w:rPr>
         <w:t>、</w:t>
       </w:r>
-      <w:hyperlink r:id="rId16">
-        <w:r>
-          <w:rPr>
-            <w:lang w:val="zh_TW" w:bidi="zh_TW"/>
-          </w:rPr>
-          <w:rPr>
-            <w:color w:val="0000EE"/>
-            <w:u w:val="single"/>
-          </w:rPr>
-          <w:t>9</w:t>
-        </w:r>
-      </w:hyperlink>
+      <w:r>
+        <w:rPr>
+          <w:lang w:val="zh_TW" w:bidi="zh_TW"/>
+        </w:rPr>
+        <w:t>9</w:t>
+      </w:r>
       <w:r>
         <w:rPr>
           <w:lang w:val="zh_TW" w:bidi="zh_TW"/>
         </w:rPr>
         <w:t>；</w:t>
       </w:r>
-      <w:hyperlink r:id="rId17">
-        <w:r>
-          <w:rPr>
-            <w:lang w:val="zh_TW" w:bidi="zh_TW"/>
-          </w:rPr>
-          <w:rPr>
-            <w:color w:val="0000EE"/>
-            <w:u w:val="single"/>
-          </w:rPr>
-          <w:t>箴8:22–31</w:t>
-        </w:r>
-      </w:hyperlink>
+      <w:r>
+        <w:rPr>
+          <w:lang w:val="zh_TW" w:bidi="zh_TW"/>
+        </w:rPr>
+        <w:t>箴8:22–31</w:t>
+      </w:r>
       <w:r>
         <w:rPr>
           <w:lang w:val="zh_TW" w:bidi="zh_TW"/>
         </w:rPr>
         <w:t>；</w:t>
       </w:r>
-      <w:hyperlink r:id="rId19">
-        <w:r>
-          <w:rPr>
-            <w:lang w:val="zh_TW" w:bidi="zh_TW"/>
-          </w:rPr>
-          <w:rPr>
-            <w:color w:val="0000EE"/>
-            <w:u w:val="single"/>
-          </w:rPr>
-          <w:t>賽40:8</w:t>
-        </w:r>
-      </w:hyperlink>
+      <w:r>
+        <w:rPr>
+          <w:lang w:val="zh_TW" w:bidi="zh_TW"/>
+        </w:rPr>
+        <w:t>賽40:8</w:t>
+      </w:r>
       <w:r>
         <w:rPr>
           <w:lang w:val="zh_TW" w:bidi="zh_TW"/>
         </w:rPr>
         <w:t>；</w:t>
       </w:r>
-      <w:hyperlink r:id="rId20">
-        <w:r>
-          <w:rPr>
-            <w:lang w:val="zh_TW" w:bidi="zh_TW"/>
-          </w:rPr>
-          <w:rPr>
-            <w:color w:val="0000EE"/>
-            <w:u w:val="single"/>
-          </w:rPr>
-          <w:t>約1:1–18</w:t>
-        </w:r>
-      </w:hyperlink>
+      <w:r>
+        <w:rPr>
+          <w:lang w:val="zh_TW" w:bidi="zh_TW"/>
+        </w:rPr>
+        <w:t>約1:1–18</w:t>
+      </w:r>
       <w:r>
         <w:rPr>
           <w:lang w:val="zh_TW" w:bidi="zh_TW"/>
         </w:rPr>
         <w:t>；</w:t>
       </w:r>
-      <w:hyperlink r:id="rId21">
-        <w:r>
-          <w:rPr>
-            <w:lang w:val="zh_TW" w:bidi="zh_TW"/>
-          </w:rPr>
-          <w:rPr>
-            <w:color w:val="0000EE"/>
-            <w:u w:val="single"/>
-          </w:rPr>
-          <w:t>約壹1:1</w:t>
-        </w:r>
-      </w:hyperlink>
+      <w:r>
+        <w:rPr>
+          <w:lang w:val="zh_TW" w:bidi="zh_TW"/>
+        </w:rPr>
+        <w:t>約壹1:1</w:t>
+      </w:r>
       <w:r>
         <w:rPr>
           <w:lang w:val="zh_TW" w:bidi="zh_TW"/>
         </w:rPr>
         <w:t>；</w:t>
       </w:r>
-      <w:hyperlink r:id="rId22">
-        <w:r>
-          <w:rPr>
-            <w:lang w:val="zh_TW" w:bidi="zh_TW"/>
-          </w:rPr>
-          <w:rPr>
-            <w:color w:val="0000EE"/>
-            <w:u w:val="single"/>
-          </w:rPr>
-          <w:t>啟19:13</w:t>
-        </w:r>
-      </w:hyperlink>
+      <w:r>
+        <w:rPr>
+          <w:lang w:val="zh_TW" w:bidi="zh_TW"/>
+        </w:rPr>
+        <w:t>啟19:13</w:t>
+      </w:r>
       <w:r>
         <w:rPr>
           <w:lang w:val="zh_TW" w:bidi="zh_TW"/>
